--- a/Fase 1/Evidencias Grupales/Presentación idea de proyecto.docx
+++ b/Fase 1/Evidencias Grupales/Presentación idea de proyecto.docx
@@ -2202,7 +2202,7 @@
                 <w:szCs w:val="24"/>
                 <w:rtl w:val="0"/>
               </w:rPr>
-              <w:t xml:space="preserve">Autenticarse en el sistema y recuperar contraseña</w:t>
+              <w:t xml:space="preserve">Autenticarse en el sistema</w:t>
             </w:r>
           </w:p>
           <w:p>
@@ -2217,7 +2217,7 @@
             </w:pPr>
             <w:r>
               <w:rPr>
-                <w:color w:val="188038"/>
+                <w:color w:val="1f1f1f"/>
                 <w:sz w:val="24"/>
                 <w:szCs w:val="24"/>
                 <w:shd w:fill="f2f0f0" w:val="clear"/>
@@ -2280,12 +2280,8 @@
             </w:pPr>
             <w:r>
               <w:rPr>
-                <w:color w:val="1f1f1f"/>
-                <w:sz w:val="24"/>
-                <w:szCs w:val="24"/>
-                <w:rtl w:val="0"/>
-              </w:rPr>
-              <w:t xml:space="preserve">Admin</w:t>
+                <w:rtl w:val="0"/>
+              </w:rPr>
             </w:r>
           </w:p>
         </w:tc>
@@ -2373,7 +2369,7 @@
                 <w:szCs w:val="24"/>
                 <w:rtl w:val="0"/>
               </w:rPr>
-              <w:t xml:space="preserve">Crear cuenta de usuario con datos personales</w:t>
+              <w:t xml:space="preserve">Crear cuenta o sea registrarse </w:t>
             </w:r>
           </w:p>
           <w:p>
@@ -2388,7 +2384,7 @@
             </w:pPr>
             <w:r>
               <w:rPr>
-                <w:color w:val="188038"/>
+                <w:color w:val="1f1f1f"/>
                 <w:sz w:val="24"/>
                 <w:szCs w:val="24"/>
                 <w:shd w:fill="f2f0f0" w:val="clear"/>
@@ -2539,13 +2535,22 @@
             </w:pPr>
             <w:r>
               <w:rPr>
-                <w:color w:val="188038"/>
+                <w:color w:val="1f1f1f"/>
+                <w:sz w:val="24"/>
+                <w:szCs w:val="24"/>
+                <w:rtl w:val="0"/>
+              </w:rPr>
+              <w:t xml:space="preserve">-</w:t>
+            </w:r>
+            <w:r>
+              <w:rPr>
+                <w:color w:val="1f1f1f"/>
                 <w:sz w:val="24"/>
                 <w:szCs w:val="24"/>
                 <w:shd w:fill="f2f0f0" w:val="clear"/>
                 <w:rtl w:val="0"/>
               </w:rPr>
-              <w:t xml:space="preserve">-RF3</w:t>
+              <w:t xml:space="preserve">RF3</w:t>
             </w:r>
             <w:r>
               <w:rPr>
@@ -2675,7 +2680,7 @@
                 <w:szCs w:val="24"/>
                 <w:rtl w:val="0"/>
               </w:rPr>
-              <w:t xml:space="preserve">Visualizar y actualizar información de vehículos</w:t>
+              <w:t xml:space="preserve">Visualizar y gestionar ficha del vehículo </w:t>
             </w:r>
           </w:p>
           <w:p>
@@ -2690,18 +2695,12 @@
             </w:pPr>
             <w:r>
               <w:rPr>
-                <w:color w:val="188038"/>
-                <w:sz w:val="24"/>
-                <w:szCs w:val="24"/>
-                <w:shd w:fill="f2f0f0" w:val="clear"/>
-                <w:rtl w:val="0"/>
-              </w:rPr>
-              <w:t xml:space="preserve">-RF4</w:t>
-            </w:r>
-            <w:r>
-              <w:rPr>
-                <w:rtl w:val="0"/>
-              </w:rPr>
+                <w:color w:val="1f1f1f"/>
+                <w:sz w:val="24"/>
+                <w:szCs w:val="24"/>
+                <w:rtl w:val="0"/>
+              </w:rPr>
+              <w:t xml:space="preserve">RF-4 - RF-18</w:t>
             </w:r>
           </w:p>
         </w:tc>
@@ -2826,7 +2825,7 @@
                 <w:szCs w:val="24"/>
                 <w:rtl w:val="0"/>
               </w:rPr>
-              <w:t xml:space="preserve">Registrar y consultar gastos de combustible</w:t>
+              <w:t xml:space="preserve">Registrar y gestionar documentos vehiculares </w:t>
             </w:r>
           </w:p>
           <w:p>
@@ -2841,18 +2840,12 @@
             </w:pPr>
             <w:r>
               <w:rPr>
-                <w:color w:val="188038"/>
-                <w:sz w:val="24"/>
-                <w:szCs w:val="24"/>
-                <w:shd w:fill="f2f0f0" w:val="clear"/>
-                <w:rtl w:val="0"/>
-              </w:rPr>
-              <w:t xml:space="preserve">-RF5</w:t>
-            </w:r>
-            <w:r>
-              <w:rPr>
-                <w:rtl w:val="0"/>
-              </w:rPr>
+                <w:color w:val="1f1f1f"/>
+                <w:sz w:val="24"/>
+                <w:szCs w:val="24"/>
+                <w:rtl w:val="0"/>
+              </w:rPr>
+              <w:t xml:space="preserve">RF-8</w:t>
             </w:r>
           </w:p>
         </w:tc>
@@ -2977,7 +2970,7 @@
                 <w:szCs w:val="24"/>
                 <w:rtl w:val="0"/>
               </w:rPr>
-              <w:t xml:space="preserve">Registrar y consultar gastos de estacionamiento</w:t>
+              <w:t xml:space="preserve">Visualizar estado general y vencimientos legales </w:t>
             </w:r>
           </w:p>
           <w:p>
@@ -2992,18 +2985,12 @@
             </w:pPr>
             <w:r>
               <w:rPr>
-                <w:color w:val="188038"/>
-                <w:sz w:val="24"/>
-                <w:szCs w:val="24"/>
-                <w:shd w:fill="f2f0f0" w:val="clear"/>
-                <w:rtl w:val="0"/>
-              </w:rPr>
-              <w:t xml:space="preserve">-RF6</w:t>
-            </w:r>
-            <w:r>
-              <w:rPr>
-                <w:rtl w:val="0"/>
-              </w:rPr>
+                <w:color w:val="1f1f1f"/>
+                <w:sz w:val="24"/>
+                <w:szCs w:val="24"/>
+                <w:rtl w:val="0"/>
+              </w:rPr>
+              <w:t xml:space="preserve">RF-18</w:t>
             </w:r>
           </w:p>
         </w:tc>
@@ -3128,7 +3115,7 @@
                 <w:szCs w:val="24"/>
                 <w:rtl w:val="0"/>
               </w:rPr>
-              <w:t xml:space="preserve">Registrar y consultar mantenciones del vehículo</w:t>
+              <w:t xml:space="preserve">Registrar mantención del vehículo </w:t>
             </w:r>
           </w:p>
           <w:p>
@@ -3143,18 +3130,12 @@
             </w:pPr>
             <w:r>
               <w:rPr>
-                <w:color w:val="188038"/>
-                <w:sz w:val="24"/>
-                <w:szCs w:val="24"/>
-                <w:shd w:fill="f2f0f0" w:val="clear"/>
-                <w:rtl w:val="0"/>
-              </w:rPr>
-              <w:t xml:space="preserve">-RF7</w:t>
-            </w:r>
-            <w:r>
-              <w:rPr>
-                <w:rtl w:val="0"/>
-              </w:rPr>
+                <w:color w:val="1f1f1f"/>
+                <w:sz w:val="24"/>
+                <w:szCs w:val="24"/>
+                <w:rtl w:val="0"/>
+              </w:rPr>
+              <w:t xml:space="preserve">RF-7 - RF-10 - RF-11</w:t>
             </w:r>
           </w:p>
         </w:tc>
@@ -3279,7 +3260,7 @@
                 <w:szCs w:val="24"/>
                 <w:rtl w:val="0"/>
               </w:rPr>
-              <w:t xml:space="preserve">Registrar y consultar documentación y vencimientos</w:t>
+              <w:t xml:space="preserve">Visualizar Mantenciones e Historial </w:t>
             </w:r>
           </w:p>
           <w:p>
@@ -3294,18 +3275,12 @@
             </w:pPr>
             <w:r>
               <w:rPr>
-                <w:color w:val="188038"/>
-                <w:sz w:val="24"/>
-                <w:szCs w:val="24"/>
-                <w:shd w:fill="f2f0f0" w:val="clear"/>
-                <w:rtl w:val="0"/>
-              </w:rPr>
-              <w:t xml:space="preserve">-RF8</w:t>
-            </w:r>
-            <w:r>
-              <w:rPr>
-                <w:rtl w:val="0"/>
-              </w:rPr>
+                <w:color w:val="1f1f1f"/>
+                <w:sz w:val="24"/>
+                <w:szCs w:val="24"/>
+                <w:rtl w:val="0"/>
+              </w:rPr>
+              <w:t xml:space="preserve">RF-7</w:t>
             </w:r>
           </w:p>
         </w:tc>
@@ -3430,7 +3405,7 @@
                 <w:szCs w:val="24"/>
                 <w:rtl w:val="0"/>
               </w:rPr>
-              <w:t xml:space="preserve">Generar y visualizar recordatorios de vencimientos</w:t>
+              <w:t xml:space="preserve">Programar próxima mantención y configurar recordatorios </w:t>
             </w:r>
           </w:p>
           <w:p>
@@ -3445,18 +3420,12 @@
             </w:pPr>
             <w:r>
               <w:rPr>
-                <w:color w:val="188038"/>
-                <w:sz w:val="24"/>
-                <w:szCs w:val="24"/>
-                <w:shd w:fill="f2f0f0" w:val="clear"/>
-                <w:rtl w:val="0"/>
-              </w:rPr>
-              <w:t xml:space="preserve">-RF9</w:t>
-            </w:r>
-            <w:r>
-              <w:rPr>
-                <w:rtl w:val="0"/>
-              </w:rPr>
+                <w:color w:val="1f1f1f"/>
+                <w:sz w:val="24"/>
+                <w:szCs w:val="24"/>
+                <w:rtl w:val="0"/>
+              </w:rPr>
+              <w:t xml:space="preserve">RF-7</w:t>
             </w:r>
           </w:p>
         </w:tc>
@@ -3601,7 +3570,7 @@
                 <w:szCs w:val="24"/>
                 <w:rtl w:val="0"/>
               </w:rPr>
-              <w:t xml:space="preserve">Cargar fotografías y documentos PDF (boletas, tickets)</w:t>
+              <w:t xml:space="preserve">Registro de Estacionamientos </w:t>
             </w:r>
           </w:p>
           <w:p>
@@ -3616,18 +3585,12 @@
             </w:pPr>
             <w:r>
               <w:rPr>
-                <w:color w:val="188038"/>
-                <w:sz w:val="24"/>
-                <w:szCs w:val="24"/>
-                <w:shd w:fill="f2f0f0" w:val="clear"/>
-                <w:rtl w:val="0"/>
-              </w:rPr>
-              <w:t xml:space="preserve">-RF10</w:t>
-            </w:r>
-            <w:r>
-              <w:rPr>
-                <w:rtl w:val="0"/>
-              </w:rPr>
+                <w:color w:val="1f1f1f"/>
+                <w:sz w:val="24"/>
+                <w:szCs w:val="24"/>
+                <w:rtl w:val="0"/>
+              </w:rPr>
+              <w:t xml:space="preserve">RF-10 - RF-6</w:t>
             </w:r>
           </w:p>
         </w:tc>
@@ -3752,7 +3715,7 @@
                 <w:szCs w:val="24"/>
                 <w:rtl w:val="0"/>
               </w:rPr>
-              <w:t xml:space="preserve">Extraer y precargar información de documentos mediante IA</w:t>
+              <w:t xml:space="preserve">Generar un Cronómetro y ubicación GPS </w:t>
             </w:r>
           </w:p>
           <w:p>
@@ -3767,18 +3730,12 @@
             </w:pPr>
             <w:r>
               <w:rPr>
-                <w:color w:val="188038"/>
-                <w:sz w:val="24"/>
-                <w:szCs w:val="24"/>
-                <w:shd w:fill="f2f0f0" w:val="clear"/>
-                <w:rtl w:val="0"/>
-              </w:rPr>
-              <w:t xml:space="preserve">-RF11</w:t>
-            </w:r>
-            <w:r>
-              <w:rPr>
-                <w:rtl w:val="0"/>
-              </w:rPr>
+                <w:color w:val="1f1f1f"/>
+                <w:sz w:val="24"/>
+                <w:szCs w:val="24"/>
+                <w:rtl w:val="0"/>
+              </w:rPr>
+              <w:t xml:space="preserve">RF-6</w:t>
             </w:r>
           </w:p>
         </w:tc>
@@ -3903,7 +3860,7 @@
                 <w:szCs w:val="24"/>
                 <w:rtl w:val="0"/>
               </w:rPr>
-              <w:t xml:space="preserve">Revisar y confirmar información extraída por la IA</w:t>
+              <w:t xml:space="preserve">Visualizar historial y gastos de estacionamientos </w:t>
             </w:r>
           </w:p>
           <w:p>
@@ -3918,18 +3875,12 @@
             </w:pPr>
             <w:r>
               <w:rPr>
-                <w:color w:val="188038"/>
-                <w:sz w:val="24"/>
-                <w:szCs w:val="24"/>
-                <w:shd w:fill="f2f0f0" w:val="clear"/>
-                <w:rtl w:val="0"/>
-              </w:rPr>
-              <w:t xml:space="preserve">-RF12</w:t>
-            </w:r>
-            <w:r>
-              <w:rPr>
-                <w:rtl w:val="0"/>
-              </w:rPr>
+                <w:color w:val="1f1f1f"/>
+                <w:sz w:val="24"/>
+                <w:szCs w:val="24"/>
+                <w:rtl w:val="0"/>
+              </w:rPr>
+              <w:t xml:space="preserve">RF-6 - RF-13</w:t>
             </w:r>
           </w:p>
         </w:tc>
@@ -3974,7 +3925,7 @@
       <w:tr>
         <w:trPr>
           <w:cantSplit w:val="0"/>
-          <w:trHeight w:val="3885" w:hRule="atLeast"/>
+          <w:trHeight w:val="1860" w:hRule="atLeast"/>
           <w:tblHeader w:val="0"/>
         </w:trPr>
         <w:tc>
@@ -4054,7 +4005,7 @@
                 <w:szCs w:val="24"/>
                 <w:rtl w:val="0"/>
               </w:rPr>
-              <w:t xml:space="preserve">Visualizar historial y resumen de gastos mensuales</w:t>
+              <w:t xml:space="preserve">Combustible y carga </w:t>
             </w:r>
           </w:p>
           <w:p>
@@ -4069,70 +4020,12 @@
             </w:pPr>
             <w:r>
               <w:rPr>
-                <w:color w:val="188038"/>
-                <w:sz w:val="24"/>
-                <w:szCs w:val="24"/>
-                <w:shd w:fill="f2f0f0" w:val="clear"/>
-                <w:rtl w:val="0"/>
-              </w:rPr>
-              <w:t xml:space="preserve">-RF13</w:t>
-            </w:r>
-            <w:r>
-              <w:rPr>
-                <w:rtl w:val="0"/>
-              </w:rPr>
-            </w:r>
-          </w:p>
-          <w:p>
-            <w:pPr>
-              <w:spacing w:after="480" w:line="276" w:lineRule="auto"/>
-              <w:jc w:val="both"/>
-              <w:rPr>
-                <w:color w:val="1f1f1f"/>
-                <w:sz w:val="24"/>
-                <w:szCs w:val="24"/>
-              </w:rPr>
-            </w:pPr>
-            <w:r>
-              <w:rPr>
-                <w:color w:val="188038"/>
-                <w:sz w:val="24"/>
-                <w:szCs w:val="24"/>
-                <w:shd w:fill="f2f0f0" w:val="clear"/>
-                <w:rtl w:val="0"/>
-              </w:rPr>
-              <w:t xml:space="preserve">-RF14</w:t>
-            </w:r>
-            <w:r>
-              <w:rPr>
-                <w:rtl w:val="0"/>
-              </w:rPr>
-            </w:r>
-          </w:p>
-          <w:p>
-            <w:pPr>
-              <w:spacing w:after="480" w:line="276" w:lineRule="auto"/>
-              <w:jc w:val="both"/>
-              <w:rPr>
-                <w:color w:val="1f1f1f"/>
-                <w:sz w:val="24"/>
-                <w:szCs w:val="24"/>
-              </w:rPr>
-            </w:pPr>
-            <w:r>
-              <w:rPr>
-                <w:color w:val="188038"/>
-                <w:sz w:val="24"/>
-                <w:szCs w:val="24"/>
-                <w:shd w:fill="f2f0f0" w:val="clear"/>
-                <w:rtl w:val="0"/>
-              </w:rPr>
-              <w:t xml:space="preserve">-RF18</w:t>
-            </w:r>
-            <w:r>
-              <w:rPr>
-                <w:rtl w:val="0"/>
-              </w:rPr>
+                <w:color w:val="1f1f1f"/>
+                <w:sz w:val="24"/>
+                <w:szCs w:val="24"/>
+                <w:rtl w:val="0"/>
+              </w:rPr>
+              <w:t xml:space="preserve">RF-5 - RF-10 - RF-11</w:t>
             </w:r>
           </w:p>
         </w:tc>
@@ -4257,7 +4150,7 @@
                 <w:szCs w:val="24"/>
                 <w:rtl w:val="0"/>
               </w:rPr>
-              <w:t xml:space="preserve">Acceder al módulo de Beneficios y promociones</w:t>
+              <w:t xml:space="preserve">Visualizar historial y gastos de combustible/carga </w:t>
             </w:r>
           </w:p>
           <w:p>
@@ -4272,18 +4165,12 @@
             </w:pPr>
             <w:r>
               <w:rPr>
-                <w:color w:val="188038"/>
-                <w:sz w:val="24"/>
-                <w:szCs w:val="24"/>
-                <w:shd w:fill="f2f0f0" w:val="clear"/>
-                <w:rtl w:val="0"/>
-              </w:rPr>
-              <w:t xml:space="preserve">-RF15</w:t>
-            </w:r>
-            <w:r>
-              <w:rPr>
-                <w:rtl w:val="0"/>
-              </w:rPr>
+                <w:color w:val="1f1f1f"/>
+                <w:sz w:val="24"/>
+                <w:szCs w:val="24"/>
+                <w:rtl w:val="0"/>
+              </w:rPr>
+              <w:t xml:space="preserve">RF-5 - RF-13</w:t>
             </w:r>
           </w:p>
         </w:tc>
@@ -4408,7 +4295,7 @@
                 <w:szCs w:val="24"/>
                 <w:rtl w:val="0"/>
               </w:rPr>
-              <w:t xml:space="preserve">Modificar o eliminar registros del historial</w:t>
+              <w:t xml:space="preserve">Visualizar y filtrar catálogo de beneficios </w:t>
             </w:r>
           </w:p>
           <w:p>
@@ -4423,18 +4310,12 @@
             </w:pPr>
             <w:r>
               <w:rPr>
-                <w:color w:val="188038"/>
-                <w:sz w:val="24"/>
-                <w:szCs w:val="24"/>
-                <w:shd w:fill="f2f0f0" w:val="clear"/>
-                <w:rtl w:val="0"/>
-              </w:rPr>
-              <w:t xml:space="preserve">-RF17</w:t>
-            </w:r>
-            <w:r>
-              <w:rPr>
-                <w:rtl w:val="0"/>
-              </w:rPr>
+                <w:color w:val="1f1f1f"/>
+                <w:sz w:val="24"/>
+                <w:szCs w:val="24"/>
+                <w:rtl w:val="0"/>
+              </w:rPr>
+              <w:t xml:space="preserve">RF-15</w:t>
             </w:r>
           </w:p>
         </w:tc>
@@ -4525,7 +4406,7 @@
     <w:sdt>
       <w:sdtPr>
         <w:lock w:val="contentLocked"/>
-        <w:id w:val="-94821398"/>
+        <w:id w:val="1706102386"/>
         <w:tag w:val="goog_rdk_0"/>
       </w:sdtPr>
       <w:sdtContent>
@@ -4627,9 +4508,8 @@
                 <w:pPr>
                   <w:spacing w:after="480" w:line="276" w:lineRule="auto"/>
                   <w:rPr>
+                    <w:rFonts w:ascii="Arial" w:cs="Arial" w:eastAsia="Arial" w:hAnsi="Arial"/>
                     <w:color w:val="1f1f1f"/>
-                    <w:sz w:val="24"/>
-                    <w:szCs w:val="24"/>
                   </w:rPr>
                 </w:pPr>
                 <w:bookmarkStart w:colFirst="0" w:colLast="0" w:name="_heading=h.9c5p4uxahqku" w:id="2"/>
@@ -4640,7 +4520,27 @@
                     <w:color w:val="1f1f1f"/>
                     <w:rtl w:val="0"/>
                   </w:rPr>
-                  <w:t xml:space="preserve">Gestionar cuentas de usuarios registrados</w:t>
+                  <w:t xml:space="preserve">Visualizar Dashboard integrado "Mi Auto"</w:t>
+                </w:r>
+              </w:p>
+              <w:p>
+                <w:pPr>
+                  <w:spacing w:after="480" w:line="276" w:lineRule="auto"/>
+                  <w:rPr>
+                    <w:color w:val="1f1f1f"/>
+                    <w:sz w:val="24"/>
+                    <w:szCs w:val="24"/>
+                  </w:rPr>
+                </w:pPr>
+                <w:bookmarkStart w:colFirst="0" w:colLast="0" w:name="_heading=h.8dxxdd82x5nv" w:id="3"/>
+                <w:bookmarkEnd w:id="3"/>
+                <w:r>
+                  <w:rPr>
+                    <w:rFonts w:ascii="Arial" w:cs="Arial" w:eastAsia="Arial" w:hAnsi="Arial"/>
+                    <w:color w:val="1f1f1f"/>
+                    <w:rtl w:val="0"/>
+                  </w:rPr>
+                  <w:t xml:space="preserve">RF-9  - RF-13 - RF-14 </w:t>
                 </w:r>
                 <w:r>
                   <w:rPr>
@@ -4710,8 +4610,8 @@
           <w:szCs w:val="24"/>
         </w:rPr>
       </w:pPr>
-      <w:bookmarkStart w:colFirst="0" w:colLast="0" w:name="_heading=h.53c4exhb6u51" w:id="3"/>
-      <w:bookmarkEnd w:id="3"/>
+      <w:bookmarkStart w:colFirst="0" w:colLast="0" w:name="_heading=h.53c4exhb6u51" w:id="4"/>
+      <w:bookmarkEnd w:id="4"/>
       <w:r>
         <w:rPr>
           <w:rtl w:val="0"/>
@@ -4721,7 +4621,7 @@
     <w:sdt>
       <w:sdtPr>
         <w:lock w:val="contentLocked"/>
-        <w:id w:val="585973873"/>
+        <w:id w:val="-1463611785"/>
         <w:tag w:val="goog_rdk_1"/>
       </w:sdtPr>
       <w:sdtContent>
@@ -4823,9 +4723,8 @@
                 <w:pPr>
                   <w:spacing w:after="480" w:line="276" w:lineRule="auto"/>
                   <w:rPr>
+                    <w:rFonts w:ascii="Arial" w:cs="Arial" w:eastAsia="Arial" w:hAnsi="Arial"/>
                     <w:color w:val="1f1f1f"/>
-                    <w:sz w:val="24"/>
-                    <w:szCs w:val="24"/>
                   </w:rPr>
                 </w:pPr>
                 <w:bookmarkStart w:colFirst="0" w:colLast="0" w:name="_heading=h.9c5p4uxahqku" w:id="2"/>
@@ -4836,38 +4735,26 @@
                     <w:color w:val="1f1f1f"/>
                     <w:rtl w:val="0"/>
                   </w:rPr>
-                  <w:t xml:space="preserve">Gestionar módulo de Beneficios y promociones</w:t>
-                </w:r>
-                <w:r>
-                  <w:rPr>
-                    <w:rtl w:val="0"/>
-                  </w:rPr>
+                  <w:t xml:space="preserve">Modificar o eliminar registros ingresados</w:t>
                 </w:r>
               </w:p>
               <w:p>
                 <w:pPr>
                   <w:spacing w:after="480" w:line="276" w:lineRule="auto"/>
-                  <w:jc w:val="both"/>
                   <w:rPr>
+                    <w:rFonts w:ascii="Arial" w:cs="Arial" w:eastAsia="Arial" w:hAnsi="Arial"/>
                     <w:color w:val="1f1f1f"/>
-                    <w:sz w:val="24"/>
-                    <w:szCs w:val="24"/>
                   </w:rPr>
                 </w:pPr>
+                <w:bookmarkStart w:colFirst="0" w:colLast="0" w:name="_heading=h.1dbxza7r0j68" w:id="5"/>
+                <w:bookmarkEnd w:id="5"/>
                 <w:r>
                   <w:rPr>
-                    <w:color w:val="188038"/>
-                    <w:sz w:val="24"/>
-                    <w:szCs w:val="24"/>
-                    <w:shd w:fill="f2f0f0" w:val="clear"/>
+                    <w:rFonts w:ascii="Arial" w:cs="Arial" w:eastAsia="Arial" w:hAnsi="Arial"/>
+                    <w:color w:val="1f1f1f"/>
                     <w:rtl w:val="0"/>
                   </w:rPr>
-                  <w:t xml:space="preserve">-RF14</w:t>
-                </w:r>
-                <w:r>
-                  <w:rPr>
-                    <w:rtl w:val="0"/>
-                  </w:rPr>
+                  <w:t xml:space="preserve">RF-17</w:t>
                 </w:r>
               </w:p>
             </w:tc>
@@ -4904,7 +4791,7 @@
                     <w:szCs w:val="24"/>
                     <w:rtl w:val="0"/>
                   </w:rPr>
-                  <w:t xml:space="preserve">Admin</w:t>
+                  <w:t xml:space="preserve">Usuario</w:t>
                 </w:r>
               </w:p>
             </w:tc>
@@ -4932,8 +4819,8 @@
           <w:szCs w:val="24"/>
         </w:rPr>
       </w:pPr>
-      <w:bookmarkStart w:colFirst="0" w:colLast="0" w:name="_heading=h.2swhcva9gev" w:id="4"/>
-      <w:bookmarkEnd w:id="4"/>
+      <w:bookmarkStart w:colFirst="0" w:colLast="0" w:name="_heading=h.2swhcva9gev" w:id="6"/>
+      <w:bookmarkEnd w:id="6"/>
       <w:r>
         <w:rPr>
           <w:rtl w:val="0"/>
@@ -4943,7 +4830,7 @@
     <w:sdt>
       <w:sdtPr>
         <w:lock w:val="contentLocked"/>
-        <w:id w:val="1413793980"/>
+        <w:id w:val="2080143774"/>
         <w:tag w:val="goog_rdk_2"/>
       </w:sdtPr>
       <w:sdtContent>
@@ -5045,9 +4932,475 @@
                 <w:pPr>
                   <w:spacing w:after="480" w:line="276" w:lineRule="auto"/>
                   <w:rPr>
+                    <w:rFonts w:ascii="Arial" w:cs="Arial" w:eastAsia="Arial" w:hAnsi="Arial"/>
+                    <w:color w:val="1f1f1f"/>
+                  </w:rPr>
+                </w:pPr>
+                <w:bookmarkStart w:colFirst="0" w:colLast="0" w:name="_heading=h.9c5p4uxahqku" w:id="2"/>
+                <w:bookmarkEnd w:id="2"/>
+                <w:r>
+                  <w:rPr>
+                    <w:rFonts w:ascii="Arial" w:cs="Arial" w:eastAsia="Arial" w:hAnsi="Arial"/>
+                    <w:color w:val="1f1f1f"/>
+                    <w:rtl w:val="0"/>
+                  </w:rPr>
+                  <w:t xml:space="preserve">Gestionar cuentas de usuarios registrados </w:t>
+                </w:r>
+              </w:p>
+              <w:p>
+                <w:pPr>
+                  <w:spacing w:after="480" w:line="276" w:lineRule="auto"/>
+                  <w:rPr>
+                    <w:rFonts w:ascii="Arial" w:cs="Arial" w:eastAsia="Arial" w:hAnsi="Arial"/>
+                    <w:color w:val="1f1f1f"/>
+                  </w:rPr>
+                </w:pPr>
+                <w:bookmarkStart w:colFirst="0" w:colLast="0" w:name="_heading=h.v9inpudyzud" w:id="7"/>
+                <w:bookmarkEnd w:id="7"/>
+                <w:r>
+                  <w:rPr>
+                    <w:rFonts w:ascii="Arial" w:cs="Arial" w:eastAsia="Arial" w:hAnsi="Arial"/>
+                    <w:color w:val="1f1f1f"/>
+                    <w:rtl w:val="0"/>
+                  </w:rPr>
+                  <w:t xml:space="preserve">RF-2</w:t>
+                </w:r>
+              </w:p>
+              <w:p>
+                <w:pPr>
+                  <w:spacing w:after="480" w:line="276" w:lineRule="auto"/>
+                  <w:rPr>
+                    <w:rFonts w:ascii="Arial" w:cs="Arial" w:eastAsia="Arial" w:hAnsi="Arial"/>
+                    <w:color w:val="1f1f1f"/>
+                  </w:rPr>
+                </w:pPr>
+                <w:bookmarkStart w:colFirst="0" w:colLast="0" w:name="_heading=h.rubw5ocr007q" w:id="8"/>
+                <w:bookmarkEnd w:id="8"/>
+                <w:r>
+                  <w:rPr>
+                    <w:rFonts w:ascii="Arial" w:cs="Arial" w:eastAsia="Arial" w:hAnsi="Arial"/>
+                    <w:color w:val="1f1f1f"/>
+                    <w:rtl w:val="0"/>
+                  </w:rPr>
+                  <w:t xml:space="preserve">RF-16</w:t>
+                </w:r>
+              </w:p>
+            </w:tc>
+            <w:tc>
+              <w:tcPr>
+                <w:tcBorders>
+                  <w:top w:color="c4c7c5" w:space="0" w:sz="6" w:val="single"/>
+                  <w:left w:color="c4c7c5" w:space="0" w:sz="6" w:val="single"/>
+                  <w:bottom w:color="c4c7c5" w:space="0" w:sz="6" w:val="single"/>
+                  <w:right w:color="c4c7c5" w:space="0" w:sz="6" w:val="single"/>
+                </w:tcBorders>
+                <w:tcMar>
+                  <w:top w:w="120.0" w:type="dxa"/>
+                  <w:left w:w="180.0" w:type="dxa"/>
+                  <w:bottom w:w="120.0" w:type="dxa"/>
+                  <w:right w:w="180.0" w:type="dxa"/>
+                </w:tcMar>
+                <w:vAlign w:val="top"/>
+              </w:tcPr>
+              <w:p>
+                <w:pPr>
+                  <w:spacing w:after="480" w:line="276" w:lineRule="auto"/>
+                  <w:jc w:val="both"/>
+                  <w:rPr>
                     <w:color w:val="1f1f1f"/>
                     <w:sz w:val="24"/>
                     <w:szCs w:val="24"/>
+                  </w:rPr>
+                </w:pPr>
+                <w:r>
+                  <w:rPr>
+                    <w:color w:val="1f1f1f"/>
+                    <w:sz w:val="24"/>
+                    <w:szCs w:val="24"/>
+                    <w:rtl w:val="0"/>
+                  </w:rPr>
+                  <w:t xml:space="preserve">Admin </w:t>
+                </w:r>
+              </w:p>
+            </w:tc>
+          </w:tr>
+        </w:tbl>
+      </w:sdtContent>
+    </w:sdt>
+    <w:p>
+      <w:pPr>
+        <w:spacing w:after="0" w:line="276" w:lineRule="auto"/>
+        <w:jc w:val="both"/>
+        <w:rPr>
+          <w:sz w:val="24"/>
+          <w:szCs w:val="24"/>
+        </w:rPr>
+      </w:pPr>
+      <w:r>
+        <w:rPr>
+          <w:rtl w:val="0"/>
+        </w:rPr>
+      </w:r>
+    </w:p>
+    <w:p>
+      <w:pPr>
+        <w:pStyle w:val="Heading3"/>
+        <w:keepNext w:val="0"/>
+        <w:keepLines w:val="0"/>
+        <w:pBdr>
+          <w:top w:color="auto" w:space="0" w:sz="0" w:val="none"/>
+          <w:left w:color="auto" w:space="0" w:sz="0" w:val="none"/>
+          <w:bottom w:color="auto" w:space="0" w:sz="0" w:val="none"/>
+          <w:right w:color="auto" w:space="0" w:sz="0" w:val="none"/>
+          <w:between w:color="auto" w:space="0" w:sz="0" w:val="none"/>
+        </w:pBdr>
+        <w:spacing w:after="0" w:before="0" w:line="276" w:lineRule="auto"/>
+        <w:jc w:val="both"/>
+        <w:rPr>
+          <w:color w:val="1f1f1f"/>
+          <w:sz w:val="24"/>
+          <w:szCs w:val="24"/>
+        </w:rPr>
+      </w:pPr>
+      <w:bookmarkStart w:colFirst="0" w:colLast="0" w:name="_heading=h.r0knkpkf7csu" w:id="9"/>
+      <w:bookmarkEnd w:id="9"/>
+      <w:r>
+        <w:rPr>
+          <w:rtl w:val="0"/>
+        </w:rPr>
+      </w:r>
+    </w:p>
+    <w:sdt>
+      <w:sdtPr>
+        <w:lock w:val="contentLocked"/>
+        <w:id w:val="848046484"/>
+        <w:tag w:val="goog_rdk_3"/>
+      </w:sdtPr>
+      <w:sdtContent>
+        <w:tbl>
+          <w:tblPr>
+            <w:tblStyle w:val="Table5"/>
+            <w:tblW w:w="8775.0" w:type="dxa"/>
+            <w:jc w:val="left"/>
+            <w:tblBorders>
+              <w:top w:color="000000" w:space="0" w:sz="0" w:val="nil"/>
+              <w:left w:color="000000" w:space="0" w:sz="0" w:val="nil"/>
+              <w:bottom w:color="000000" w:space="0" w:sz="0" w:val="nil"/>
+              <w:right w:color="000000" w:space="0" w:sz="0" w:val="nil"/>
+              <w:insideH w:color="000000" w:space="0" w:sz="0" w:val="nil"/>
+              <w:insideV w:color="000000" w:space="0" w:sz="0" w:val="nil"/>
+            </w:tblBorders>
+            <w:tblLayout w:type="fixed"/>
+            <w:tblLook w:val="0600"/>
+          </w:tblPr>
+          <w:tblGrid>
+            <w:gridCol w:w="1635"/>
+            <w:gridCol w:w="4725"/>
+            <w:gridCol w:w="2415"/>
+            <w:tblGridChange w:id="0">
+              <w:tblGrid>
+                <w:gridCol w:w="1635"/>
+                <w:gridCol w:w="4725"/>
+                <w:gridCol w:w="2415"/>
+              </w:tblGrid>
+            </w:tblGridChange>
+          </w:tblGrid>
+          <w:tr>
+            <w:trPr>
+              <w:cantSplit w:val="0"/>
+              <w:trHeight w:val="2025" w:hRule="atLeast"/>
+              <w:tblHeader w:val="0"/>
+            </w:trPr>
+            <w:tc>
+              <w:tcPr>
+                <w:tcBorders>
+                  <w:top w:color="c4c7c5" w:space="0" w:sz="6" w:val="single"/>
+                  <w:left w:color="c4c7c5" w:space="0" w:sz="6" w:val="single"/>
+                  <w:bottom w:color="c4c7c5" w:space="0" w:sz="6" w:val="single"/>
+                  <w:right w:color="c4c7c5" w:space="0" w:sz="6" w:val="single"/>
+                </w:tcBorders>
+                <w:tcMar>
+                  <w:top w:w="120.0" w:type="dxa"/>
+                  <w:left w:w="180.0" w:type="dxa"/>
+                  <w:bottom w:w="120.0" w:type="dxa"/>
+                  <w:right w:w="180.0" w:type="dxa"/>
+                </w:tcMar>
+                <w:vAlign w:val="top"/>
+              </w:tcPr>
+              <w:p>
+                <w:pPr>
+                  <w:spacing w:after="480" w:line="276" w:lineRule="auto"/>
+                  <w:jc w:val="both"/>
+                  <w:rPr>
+                    <w:color w:val="1f1f1f"/>
+                    <w:sz w:val="24"/>
+                    <w:szCs w:val="24"/>
+                  </w:rPr>
+                </w:pPr>
+                <w:r>
+                  <w:rPr>
+                    <w:b w:val="1"/>
+                    <w:bCs w:val="1"/>
+                    <w:color w:val="1f1f1f"/>
+                    <w:sz w:val="24"/>
+                    <w:szCs w:val="24"/>
+                    <w:rtl w:val="0"/>
+                  </w:rPr>
+                  <w:t xml:space="preserve">CU19</w:t>
+                </w:r>
+                <w:r>
+                  <w:rPr>
+                    <w:rtl w:val="0"/>
+                  </w:rPr>
+                </w:r>
+              </w:p>
+            </w:tc>
+            <w:tc>
+              <w:tcPr>
+                <w:tcBorders>
+                  <w:top w:color="c4c7c5" w:space="0" w:sz="6" w:val="single"/>
+                  <w:left w:color="c4c7c5" w:space="0" w:sz="6" w:val="single"/>
+                  <w:bottom w:color="c4c7c5" w:space="0" w:sz="6" w:val="single"/>
+                  <w:right w:color="c4c7c5" w:space="0" w:sz="6" w:val="single"/>
+                </w:tcBorders>
+                <w:tcMar>
+                  <w:top w:w="120.0" w:type="dxa"/>
+                  <w:left w:w="180.0" w:type="dxa"/>
+                  <w:bottom w:w="120.0" w:type="dxa"/>
+                  <w:right w:w="180.0" w:type="dxa"/>
+                </w:tcMar>
+                <w:vAlign w:val="top"/>
+              </w:tcPr>
+              <w:p>
+                <w:pPr>
+                  <w:spacing w:after="480" w:line="276" w:lineRule="auto"/>
+                  <w:rPr>
+                    <w:rFonts w:ascii="Arial" w:cs="Arial" w:eastAsia="Arial" w:hAnsi="Arial"/>
+                    <w:color w:val="1f1f1f"/>
+                  </w:rPr>
+                </w:pPr>
+                <w:bookmarkStart w:colFirst="0" w:colLast="0" w:name="_heading=h.9c5p4uxahqku" w:id="2"/>
+                <w:bookmarkEnd w:id="2"/>
+                <w:r>
+                  <w:rPr>
+                    <w:rFonts w:ascii="Arial" w:cs="Arial" w:eastAsia="Arial" w:hAnsi="Arial"/>
+                    <w:color w:val="1f1f1f"/>
+                    <w:rtl w:val="0"/>
+                  </w:rPr>
+                  <w:t xml:space="preserve">Administrar catálogo de beneficios (Backoffice)  </w:t>
+                </w:r>
+              </w:p>
+              <w:p>
+                <w:pPr>
+                  <w:spacing w:after="480" w:line="276" w:lineRule="auto"/>
+                  <w:rPr>
+                    <w:rFonts w:ascii="Arial" w:cs="Arial" w:eastAsia="Arial" w:hAnsi="Arial"/>
+                    <w:color w:val="1f1f1f"/>
+                  </w:rPr>
+                </w:pPr>
+                <w:bookmarkStart w:colFirst="0" w:colLast="0" w:name="_heading=h.mo8dwjh5cz62" w:id="10"/>
+                <w:bookmarkEnd w:id="10"/>
+                <w:r>
+                  <w:rPr>
+                    <w:rFonts w:ascii="Arial" w:cs="Arial" w:eastAsia="Arial" w:hAnsi="Arial"/>
+                    <w:color w:val="1f1f1f"/>
+                    <w:rtl w:val="0"/>
+                  </w:rPr>
+                  <w:t xml:space="preserve">RF-15</w:t>
+                </w:r>
+              </w:p>
+            </w:tc>
+            <w:tc>
+              <w:tcPr>
+                <w:tcBorders>
+                  <w:top w:color="c4c7c5" w:space="0" w:sz="6" w:val="single"/>
+                  <w:left w:color="c4c7c5" w:space="0" w:sz="6" w:val="single"/>
+                  <w:bottom w:color="c4c7c5" w:space="0" w:sz="6" w:val="single"/>
+                  <w:right w:color="c4c7c5" w:space="0" w:sz="6" w:val="single"/>
+                </w:tcBorders>
+                <w:tcMar>
+                  <w:top w:w="120.0" w:type="dxa"/>
+                  <w:left w:w="180.0" w:type="dxa"/>
+                  <w:bottom w:w="120.0" w:type="dxa"/>
+                  <w:right w:w="180.0" w:type="dxa"/>
+                </w:tcMar>
+                <w:vAlign w:val="top"/>
+              </w:tcPr>
+              <w:p>
+                <w:pPr>
+                  <w:spacing w:after="480" w:line="276" w:lineRule="auto"/>
+                  <w:jc w:val="both"/>
+                  <w:rPr>
+                    <w:color w:val="1f1f1f"/>
+                    <w:sz w:val="24"/>
+                    <w:szCs w:val="24"/>
+                  </w:rPr>
+                </w:pPr>
+                <w:r>
+                  <w:rPr>
+                    <w:color w:val="1f1f1f"/>
+                    <w:sz w:val="24"/>
+                    <w:szCs w:val="24"/>
+                    <w:rtl w:val="0"/>
+                  </w:rPr>
+                  <w:t xml:space="preserve">Admin </w:t>
+                </w:r>
+              </w:p>
+            </w:tc>
+          </w:tr>
+        </w:tbl>
+      </w:sdtContent>
+    </w:sdt>
+    <w:p>
+      <w:pPr>
+        <w:spacing w:after="0" w:line="276" w:lineRule="auto"/>
+        <w:jc w:val="both"/>
+        <w:rPr>
+          <w:sz w:val="24"/>
+          <w:szCs w:val="24"/>
+        </w:rPr>
+      </w:pPr>
+      <w:r>
+        <w:rPr>
+          <w:rtl w:val="0"/>
+        </w:rPr>
+      </w:r>
+    </w:p>
+    <w:p>
+      <w:pPr>
+        <w:pStyle w:val="Heading3"/>
+        <w:keepNext w:val="0"/>
+        <w:keepLines w:val="0"/>
+        <w:pBdr>
+          <w:top w:color="auto" w:space="0" w:sz="0" w:val="none"/>
+          <w:left w:color="auto" w:space="0" w:sz="0" w:val="none"/>
+          <w:bottom w:color="auto" w:space="0" w:sz="0" w:val="none"/>
+          <w:right w:color="auto" w:space="0" w:sz="0" w:val="none"/>
+          <w:between w:color="auto" w:space="0" w:sz="0" w:val="none"/>
+        </w:pBdr>
+        <w:spacing w:after="0" w:before="0" w:line="276" w:lineRule="auto"/>
+        <w:jc w:val="both"/>
+        <w:rPr>
+          <w:color w:val="1f1f1f"/>
+          <w:sz w:val="24"/>
+          <w:szCs w:val="24"/>
+        </w:rPr>
+      </w:pPr>
+      <w:bookmarkStart w:colFirst="0" w:colLast="0" w:name="_heading=h.h3ltdvrabz91" w:id="11"/>
+      <w:bookmarkEnd w:id="11"/>
+      <w:r>
+        <w:rPr>
+          <w:rtl w:val="0"/>
+        </w:rPr>
+      </w:r>
+    </w:p>
+    <w:sdt>
+      <w:sdtPr>
+        <w:lock w:val="contentLocked"/>
+        <w:id w:val="-806912666"/>
+        <w:tag w:val="goog_rdk_4"/>
+      </w:sdtPr>
+      <w:sdtContent>
+        <w:tbl>
+          <w:tblPr>
+            <w:tblStyle w:val="Table6"/>
+            <w:tblW w:w="8775.0" w:type="dxa"/>
+            <w:jc w:val="left"/>
+            <w:tblBorders>
+              <w:top w:color="000000" w:space="0" w:sz="0" w:val="nil"/>
+              <w:left w:color="000000" w:space="0" w:sz="0" w:val="nil"/>
+              <w:bottom w:color="000000" w:space="0" w:sz="0" w:val="nil"/>
+              <w:right w:color="000000" w:space="0" w:sz="0" w:val="nil"/>
+              <w:insideH w:color="000000" w:space="0" w:sz="0" w:val="nil"/>
+              <w:insideV w:color="000000" w:space="0" w:sz="0" w:val="nil"/>
+            </w:tblBorders>
+            <w:tblLayout w:type="fixed"/>
+            <w:tblLook w:val="0600"/>
+          </w:tblPr>
+          <w:tblGrid>
+            <w:gridCol w:w="1635"/>
+            <w:gridCol w:w="4725"/>
+            <w:gridCol w:w="2415"/>
+            <w:tblGridChange w:id="0">
+              <w:tblGrid>
+                <w:gridCol w:w="1635"/>
+                <w:gridCol w:w="4725"/>
+                <w:gridCol w:w="2415"/>
+              </w:tblGrid>
+            </w:tblGridChange>
+          </w:tblGrid>
+          <w:tr>
+            <w:trPr>
+              <w:cantSplit w:val="0"/>
+              <w:trHeight w:val="2025" w:hRule="atLeast"/>
+              <w:tblHeader w:val="0"/>
+            </w:trPr>
+            <w:tc>
+              <w:tcPr>
+                <w:tcBorders>
+                  <w:top w:color="c4c7c5" w:space="0" w:sz="6" w:val="single"/>
+                  <w:left w:color="c4c7c5" w:space="0" w:sz="6" w:val="single"/>
+                  <w:bottom w:color="c4c7c5" w:space="0" w:sz="6" w:val="single"/>
+                  <w:right w:color="c4c7c5" w:space="0" w:sz="6" w:val="single"/>
+                </w:tcBorders>
+                <w:tcMar>
+                  <w:top w:w="120.0" w:type="dxa"/>
+                  <w:left w:w="180.0" w:type="dxa"/>
+                  <w:bottom w:w="120.0" w:type="dxa"/>
+                  <w:right w:w="180.0" w:type="dxa"/>
+                </w:tcMar>
+                <w:vAlign w:val="top"/>
+              </w:tcPr>
+              <w:p>
+                <w:pPr>
+                  <w:spacing w:after="480" w:line="276" w:lineRule="auto"/>
+                  <w:jc w:val="both"/>
+                  <w:rPr>
+                    <w:color w:val="1f1f1f"/>
+                    <w:sz w:val="24"/>
+                    <w:szCs w:val="24"/>
+                  </w:rPr>
+                </w:pPr>
+                <w:r>
+                  <w:rPr>
+                    <w:b w:val="1"/>
+                    <w:bCs w:val="1"/>
+                    <w:color w:val="1f1f1f"/>
+                    <w:sz w:val="24"/>
+                    <w:szCs w:val="24"/>
+                    <w:rtl w:val="0"/>
+                  </w:rPr>
+                  <w:t xml:space="preserve">CU20</w:t>
+                </w:r>
+                <w:r>
+                  <w:rPr>
+                    <w:rtl w:val="0"/>
+                  </w:rPr>
+                </w:r>
+              </w:p>
+            </w:tc>
+            <w:tc>
+              <w:tcPr>
+                <w:tcBorders>
+                  <w:top w:color="c4c7c5" w:space="0" w:sz="6" w:val="single"/>
+                  <w:left w:color="c4c7c5" w:space="0" w:sz="6" w:val="single"/>
+                  <w:bottom w:color="c4c7c5" w:space="0" w:sz="6" w:val="single"/>
+                  <w:right w:color="c4c7c5" w:space="0" w:sz="6" w:val="single"/>
+                </w:tcBorders>
+                <w:tcMar>
+                  <w:top w:w="120.0" w:type="dxa"/>
+                  <w:left w:w="180.0" w:type="dxa"/>
+                  <w:bottom w:w="120.0" w:type="dxa"/>
+                  <w:right w:w="180.0" w:type="dxa"/>
+                </w:tcMar>
+                <w:vAlign w:val="top"/>
+              </w:tcPr>
+              <w:p>
+                <w:pPr>
+                  <w:spacing w:after="480" w:line="276" w:lineRule="auto"/>
+                  <w:rPr>
+                    <w:rFonts w:ascii="Arial" w:cs="Arial" w:eastAsia="Arial" w:hAnsi="Arial"/>
+                    <w:color w:val="1f1f1f"/>
                   </w:rPr>
                 </w:pPr>
                 <w:bookmarkStart w:colFirst="0" w:colLast="0" w:name="_heading=h.9c5p4uxahqku" w:id="2"/>
@@ -5059,6 +5412,62 @@
                     <w:rtl w:val="0"/>
                   </w:rPr>
                   <w:t xml:space="preserve">Visualizar métricas globales del sistema</w:t>
+                </w:r>
+              </w:p>
+              <w:p>
+                <w:pPr>
+                  <w:spacing w:after="240" w:before="240" w:line="276" w:lineRule="auto"/>
+                  <w:rPr>
+                    <w:rFonts w:ascii="Arial" w:cs="Arial" w:eastAsia="Arial" w:hAnsi="Arial"/>
+                    <w:color w:val="1f1f1f"/>
+                  </w:rPr>
+                </w:pPr>
+                <w:bookmarkStart w:colFirst="0" w:colLast="0" w:name="_heading=h.ym4pxbdzcq6o" w:id="12"/>
+                <w:bookmarkEnd w:id="12"/>
+                <w:r>
+                  <w:rPr>
+                    <w:rFonts w:ascii="Arial" w:cs="Arial" w:eastAsia="Arial" w:hAnsi="Arial"/>
+                    <w:b w:val="1"/>
+                    <w:bCs w:val="1"/>
+                    <w:color w:val="1f1f1f"/>
+                    <w:rtl w:val="0"/>
+                  </w:rPr>
+                  <w:t xml:space="preserve">RF-11</w:t>
+                </w:r>
+                <w:r>
+                  <w:rPr>
+                    <w:rtl w:val="0"/>
+                  </w:rPr>
+                </w:r>
+              </w:p>
+              <w:p>
+                <w:pPr>
+                  <w:spacing w:after="240" w:before="240" w:line="276" w:lineRule="auto"/>
+                  <w:rPr>
+                    <w:color w:val="1f1f1f"/>
+                    <w:sz w:val="24"/>
+                    <w:szCs w:val="24"/>
+                  </w:rPr>
+                </w:pPr>
+                <w:bookmarkStart w:colFirst="0" w:colLast="0" w:name="_heading=h.ym4pxbdzcq6o" w:id="12"/>
+                <w:bookmarkEnd w:id="12"/>
+                <w:r>
+                  <w:rPr>
+                    <w:rFonts w:ascii="Arial" w:cs="Arial" w:eastAsia="Arial" w:hAnsi="Arial"/>
+                    <w:b w:val="1"/>
+                    <w:bCs w:val="1"/>
+                    <w:color w:val="1f1f1f"/>
+                    <w:rtl w:val="0"/>
+                  </w:rPr>
+                  <w:t xml:space="preserve">RF-18</w:t>
+                </w:r>
+                <w:r>
+                  <w:rPr>
+                    <w:rFonts w:ascii="Arial" w:cs="Arial" w:eastAsia="Arial" w:hAnsi="Arial"/>
+                    <w:color w:val="1f1f1f"/>
+                    <w:rtl w:val="0"/>
+                  </w:rPr>
+                  <w:t xml:space="preserve">   </w:t>
                 </w:r>
                 <w:r>
                   <w:rPr>
@@ -5231,20 +5640,20 @@
           <wp:anchor allowOverlap="1" behindDoc="1" distB="114300" distT="114300" distL="114300" distR="114300" hidden="0" layoutInCell="1" locked="0" relativeHeight="0" simplePos="0">
             <wp:simplePos x="0" y="0"/>
             <wp:positionH relativeFrom="column">
-              <wp:posOffset>-1269</wp:posOffset>
+              <wp:posOffset>-933449</wp:posOffset>
             </wp:positionH>
             <wp:positionV relativeFrom="paragraph">
-              <wp:posOffset>209550</wp:posOffset>
+              <wp:posOffset>266700</wp:posOffset>
             </wp:positionV>
-            <wp:extent cx="5941060" cy="5435600"/>
+            <wp:extent cx="7336492" cy="7538512"/>
             <wp:effectExtent b="0" l="0" r="0" t="0"/>
             <wp:wrapNone/>
-            <wp:docPr id="5" name="image2.png"/>
+            <wp:docPr id="4" name="image1.png"/>
             <a:graphic>
               <a:graphicData uri="http://schemas.openxmlformats.org/drawingml/2006/picture">
                 <pic:pic>
                   <pic:nvPicPr>
-                    <pic:cNvPr id="0" name="image2.png"/>
+                    <pic:cNvPr id="0" name="image1.png"/>
                     <pic:cNvPicPr preferRelativeResize="0"/>
                   </pic:nvPicPr>
                   <pic:blipFill>
@@ -5257,7 +5666,7 @@
                   <pic:spPr>
                     <a:xfrm>
                       <a:off x="0" y="0"/>
-                      <a:ext cx="5941060" cy="5435600"/>
+                      <a:ext cx="7336492" cy="7538512"/>
                     </a:xfrm>
                     <a:prstGeom prst="rect"/>
                     <a:ln/>
@@ -5441,48 +5850,6 @@
         </w:rPr>
         <w:t xml:space="preserve">Requerimientos no funcionales</w:t>
       </w:r>
-      <w:r>
-        <w:drawing>
-          <wp:anchor allowOverlap="1" behindDoc="1" distB="114300" distT="114300" distL="114300" distR="114300" hidden="0" layoutInCell="1" locked="0" relativeHeight="0" simplePos="0">
-            <wp:simplePos x="0" y="0"/>
-            <wp:positionH relativeFrom="column">
-              <wp:posOffset>-85724</wp:posOffset>
-            </wp:positionH>
-            <wp:positionV relativeFrom="paragraph">
-              <wp:posOffset>1897980</wp:posOffset>
-            </wp:positionV>
-            <wp:extent cx="5941060" cy="3111500"/>
-            <wp:effectExtent b="0" l="0" r="0" t="0"/>
-            <wp:wrapNone/>
-            <wp:docPr id="4" name="image1.png"/>
-            <a:graphic>
-              <a:graphicData uri="http://schemas.openxmlformats.org/drawingml/2006/picture">
-                <pic:pic>
-                  <pic:nvPicPr>
-                    <pic:cNvPr id="0" name="image1.png"/>
-                    <pic:cNvPicPr preferRelativeResize="0"/>
-                  </pic:nvPicPr>
-                  <pic:blipFill>
-                    <a:blip r:embed="rId8"/>
-                    <a:srcRect b="0" l="0" r="0" t="0"/>
-                    <a:stretch>
-                      <a:fillRect/>
-                    </a:stretch>
-                  </pic:blipFill>
-                  <pic:spPr>
-                    <a:xfrm>
-                      <a:off x="0" y="0"/>
-                      <a:ext cx="5941060" cy="3111500"/>
-                    </a:xfrm>
-                    <a:prstGeom prst="rect"/>
-                    <a:ln/>
-                  </pic:spPr>
-                </pic:pic>
-              </a:graphicData>
-            </a:graphic>
-          </wp:anchor>
-        </w:drawing>
-      </w:r>
     </w:p>
     <w:p>
       <w:pPr>
@@ -5494,8 +5861,8 @@
           <w:szCs w:val="24"/>
         </w:rPr>
       </w:pPr>
-      <w:bookmarkStart w:colFirst="0" w:colLast="0" w:name="_heading=h.6j5ws05uy8s1" w:id="5"/>
-      <w:bookmarkEnd w:id="5"/>
+      <w:bookmarkStart w:colFirst="0" w:colLast="0" w:name="_heading=h.6j5ws05uy8s1" w:id="13"/>
+      <w:bookmarkEnd w:id="13"/>
       <w:r>
         <w:rPr>
           <w:sz w:val="24"/>
@@ -5619,8 +5986,8 @@
           <w:szCs w:val="24"/>
         </w:rPr>
       </w:pPr>
-      <w:bookmarkStart w:colFirst="0" w:colLast="0" w:name="_heading=h.gvddx4emuv7t" w:id="6"/>
-      <w:bookmarkEnd w:id="6"/>
+      <w:bookmarkStart w:colFirst="0" w:colLast="0" w:name="_heading=h.gvddx4emuv7t" w:id="14"/>
+      <w:bookmarkEnd w:id="14"/>
       <w:r>
         <w:rPr>
           <w:sz w:val="24"/>
@@ -5723,8 +6090,8 @@
           <w:szCs w:val="24"/>
         </w:rPr>
       </w:pPr>
-      <w:bookmarkStart w:colFirst="0" w:colLast="0" w:name="_heading=h.gg8w4aav9v65" w:id="7"/>
-      <w:bookmarkEnd w:id="7"/>
+      <w:bookmarkStart w:colFirst="0" w:colLast="0" w:name="_heading=h.gg8w4aav9v65" w:id="15"/>
+      <w:bookmarkEnd w:id="15"/>
       <w:r>
         <w:rPr>
           <w:rtl w:val="0"/>
@@ -5741,8 +6108,8 @@
           <w:szCs w:val="24"/>
         </w:rPr>
       </w:pPr>
-      <w:bookmarkStart w:colFirst="0" w:colLast="0" w:name="_heading=h.2ugoauvmof0h" w:id="8"/>
-      <w:bookmarkEnd w:id="8"/>
+      <w:bookmarkStart w:colFirst="0" w:colLast="0" w:name="_heading=h.2ugoauvmof0h" w:id="16"/>
+      <w:bookmarkEnd w:id="16"/>
       <w:r>
         <w:rPr>
           <w:sz w:val="24"/>
@@ -5845,8 +6212,8 @@
           <w:szCs w:val="24"/>
         </w:rPr>
       </w:pPr>
-      <w:bookmarkStart w:colFirst="0" w:colLast="0" w:name="_heading=h.ccvygueyt9zq" w:id="9"/>
-      <w:bookmarkEnd w:id="9"/>
+      <w:bookmarkStart w:colFirst="0" w:colLast="0" w:name="_heading=h.ccvygueyt9zq" w:id="17"/>
+      <w:bookmarkEnd w:id="17"/>
       <w:r>
         <w:rPr>
           <w:sz w:val="24"/>
@@ -5967,8 +6334,8 @@
           <w:szCs w:val="24"/>
         </w:rPr>
       </w:pPr>
-      <w:bookmarkStart w:colFirst="0" w:colLast="0" w:name="_heading=h.fv57sf3gu18t" w:id="10"/>
-      <w:bookmarkEnd w:id="10"/>
+      <w:bookmarkStart w:colFirst="0" w:colLast="0" w:name="_heading=h.fv57sf3gu18t" w:id="18"/>
+      <w:bookmarkEnd w:id="18"/>
       <w:r>
         <w:rPr>
           <w:sz w:val="24"/>
@@ -6073,8 +6440,8 @@
           <w:highlight w:val="yellow"/>
         </w:rPr>
       </w:pPr>
-      <w:bookmarkStart w:colFirst="0" w:colLast="0" w:name="_heading=h.30j0zll" w:id="11"/>
-      <w:bookmarkEnd w:id="11"/>
+      <w:bookmarkStart w:colFirst="0" w:colLast="0" w:name="_heading=h.30j0zll" w:id="19"/>
+      <w:bookmarkEnd w:id="19"/>
       <w:r>
         <w:rPr>
           <w:rtl w:val="0"/>
@@ -7164,6 +7531,22 @@
     </w:tblPr>
   </w:style>
   <w:style w:type="table" w:styleId="Table4">
+    <w:basedOn w:val="TableNormal"/>
+    <w:tblPr>
+      <w:tblStyleRowBandSize w:val="1"/>
+      <w:tblStyleColBandSize w:val="1"/>
+      <w:tblCellMar/>
+    </w:tblPr>
+  </w:style>
+  <w:style w:type="table" w:styleId="Table5">
+    <w:basedOn w:val="TableNormal"/>
+    <w:tblPr>
+      <w:tblStyleRowBandSize w:val="1"/>
+      <w:tblStyleColBandSize w:val="1"/>
+      <w:tblCellMar/>
+    </w:tblPr>
+  </w:style>
+  <w:style w:type="table" w:styleId="Table6">
     <w:basedOn w:val="TableNormal"/>
     <w:tblPr>
       <w:tblStyleRowBandSize w:val="1"/>
@@ -7496,7 +7879,7 @@
 
 <file path=customXML/item1.xml><?xml version="1.0" encoding="utf-8"?>
 <go:gDocsCustomXmlDataStorage xmlns:go="http://customooxmlschemas.google.com/" xmlns:r="http://schemas.openxmlformats.org/officeDocument/2006/relationships" uri="GoogleDocsCustomDataVersion2">
-  <go:docsCustomData xmlns:go="http://customooxmlschemas.google.com/" roundtripDataSignature="AMtx7mglu+Ufw1nlU2pUswKzSkqvELQFQA==">CgMxLjAaHwoBMBIaChgICVIUChJ0YWJsZS43Ym1ucHN2bXgyN3oaHgoBMRIZChcICVITChF0YWJsZS5xOTh6cjJyM3NveBofCgEyEhoKGAgJUhQKEnRhYmxlLmRpOHBiZnFiZDg3aTIOaC5pNHl2d2J3eHJkZzQyDmguOTlndGtjeWNxYnllMg5oLjljNXA0dXhhaHFrdTIOaC41M2M0ZXhoYjZ1NTEyDmguOWM1cDR1eGFocWt1Mg1oLjJzd2hjdmE5Z2V2Mg5oLjljNXA0dXhhaHFrdTIOaC42ajV3czA1dXk4czEyDmguZ3ZkZHg0ZW11djd0Mg5oLmdnOHc0YWF2OXY2NTIOaC4ydWdvYXV2bW9mMGgyDmguY2N2eWd1ZXl0OXpxMg5oLmZ2NTdzZjNndTE4dDIJaC4zMGowemxsOAByITFhMmRaZXNXb3RRM1VtcHAzMjI4MUg4MlNVRW1IQS1kMQ==</go:docsCustomData>
+  <go:docsCustomData xmlns:go="http://customooxmlschemas.google.com/" roundtripDataSignature="AMtx7mhnaEx9WjaPEQVc5CdFBQQKQ2S7EQ==">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</go:docsCustomData>
 </go:gDocsCustomXmlDataStorage>
 </file>
 

--- a/Fase 1/Evidencias Grupales/Presentación idea de proyecto.docx
+++ b/Fase 1/Evidencias Grupales/Presentación idea de proyecto.docx
@@ -2280,6 +2280,26 @@
             </w:pPr>
             <w:r>
               <w:rPr>
+                <w:color w:val="1f1f1f"/>
+                <w:sz w:val="24"/>
+                <w:szCs w:val="24"/>
+                <w:rtl w:val="0"/>
+              </w:rPr>
+              <w:t xml:space="preserve">Admin</w:t>
+            </w:r>
+          </w:p>
+          <w:p>
+            <w:pPr>
+              <w:spacing w:after="480" w:line="276" w:lineRule="auto"/>
+              <w:jc w:val="both"/>
+              <w:rPr>
+                <w:color w:val="1f1f1f"/>
+                <w:sz w:val="24"/>
+                <w:szCs w:val="24"/>
+              </w:rPr>
+            </w:pPr>
+            <w:r>
+              <w:rPr>
                 <w:rtl w:val="0"/>
               </w:rPr>
             </w:r>
@@ -4406,7 +4426,7 @@
     <w:sdt>
       <w:sdtPr>
         <w:lock w:val="contentLocked"/>
-        <w:id w:val="1706102386"/>
+        <w:id w:val="-321382238"/>
         <w:tag w:val="goog_rdk_0"/>
       </w:sdtPr>
       <w:sdtContent>
@@ -4621,7 +4641,7 @@
     <w:sdt>
       <w:sdtPr>
         <w:lock w:val="contentLocked"/>
-        <w:id w:val="-1463611785"/>
+        <w:id w:val="-874425333"/>
         <w:tag w:val="goog_rdk_1"/>
       </w:sdtPr>
       <w:sdtContent>
@@ -4830,7 +4850,7 @@
     <w:sdt>
       <w:sdtPr>
         <w:lock w:val="contentLocked"/>
-        <w:id w:val="2080143774"/>
+        <w:id w:val="-515340363"/>
         <w:tag w:val="goog_rdk_2"/>
       </w:sdtPr>
       <w:sdtContent>
@@ -5073,7 +5093,7 @@
     <w:sdt>
       <w:sdtPr>
         <w:lock w:val="contentLocked"/>
-        <w:id w:val="848046484"/>
+        <w:id w:val="1348298962"/>
         <w:tag w:val="goog_rdk_3"/>
       </w:sdtPr>
       <w:sdtContent>
@@ -5297,7 +5317,7 @@
     <w:sdt>
       <w:sdtPr>
         <w:lock w:val="contentLocked"/>
-        <w:id w:val="-806912666"/>
+        <w:id w:val="170146251"/>
         <w:tag w:val="goog_rdk_4"/>
       </w:sdtPr>
       <w:sdtContent>
@@ -5590,34 +5610,6 @@
     </w:p>
     <w:p>
       <w:pPr>
-        <w:jc w:val="both"/>
-        <w:rPr>
-          <w:sz w:val="24"/>
-          <w:szCs w:val="24"/>
-        </w:rPr>
-      </w:pPr>
-      <w:r>
-        <w:rPr>
-          <w:rtl w:val="0"/>
-        </w:rPr>
-      </w:r>
-    </w:p>
-    <w:p>
-      <w:pPr>
-        <w:jc w:val="both"/>
-        <w:rPr>
-          <w:sz w:val="24"/>
-          <w:szCs w:val="24"/>
-        </w:rPr>
-      </w:pPr>
-      <w:r>
-        <w:rPr>
-          <w:rtl w:val="0"/>
-        </w:rPr>
-      </w:r>
-    </w:p>
-    <w:p>
-      <w:pPr>
         <w:rPr>
           <w:b w:val="1"/>
           <w:bCs w:val="1"/>
@@ -5640,12 +5632,12 @@
           <wp:anchor allowOverlap="1" behindDoc="1" distB="114300" distT="114300" distL="114300" distR="114300" hidden="0" layoutInCell="1" locked="0" relativeHeight="0" simplePos="0">
             <wp:simplePos x="0" y="0"/>
             <wp:positionH relativeFrom="column">
-              <wp:posOffset>-933449</wp:posOffset>
+              <wp:posOffset>-800099</wp:posOffset>
             </wp:positionH>
             <wp:positionV relativeFrom="paragraph">
-              <wp:posOffset>266700</wp:posOffset>
+              <wp:posOffset>276225</wp:posOffset>
             </wp:positionV>
-            <wp:extent cx="7336492" cy="7538512"/>
+            <wp:extent cx="7259002" cy="7981950"/>
             <wp:effectExtent b="0" l="0" r="0" t="0"/>
             <wp:wrapNone/>
             <wp:docPr id="4" name="image1.png"/>
@@ -5666,7 +5658,7 @@
                   <pic:spPr>
                     <a:xfrm>
                       <a:off x="0" y="0"/>
-                      <a:ext cx="7336492" cy="7538512"/>
+                      <a:ext cx="7259002" cy="7981950"/>
                     </a:xfrm>
                     <a:prstGeom prst="rect"/>
                     <a:ln/>
